--- a/работна/Diplomen proekt.docx
+++ b/работна/Diplomen proekt.docx
@@ -521,10 +521,19 @@
     </w:p>
     <w:p>
       <w:pPr>
-        <w:rPr>
-          <w:lang w:eastAsia="bg-BG"/>
-        </w:rPr>
-      </w:pPr>
+        <w:ind w:firstLine="0"/>
+        <w:rPr>
+          <w:lang w:eastAsia="bg-BG"/>
+        </w:rPr>
+      </w:pPr>
+      <w:r>
+        <w:rPr>
+          <w:lang w:eastAsia="bg-BG"/>
+        </w:rPr>
+        <w:t xml:space="preserve">       </w:t>
+      </w:r>
+      <w:bookmarkStart w:id="4" w:name="_GoBack"/>
+      <w:bookmarkEnd w:id="4"/>
       <w:r>
         <w:rPr>
           <w:lang w:eastAsia="bg-BG"/>
@@ -1114,19 +1123,29 @@
           <w:lang w:eastAsia="bg-BG"/>
         </w:rPr>
         <w:lastRenderedPageBreak/>
-        <w:t>се превръща в една от най-разпространени</w:t>
-      </w:r>
-      <w:r>
-        <w:rPr>
-          <w:lang w:eastAsia="bg-BG"/>
-        </w:rPr>
-        <w:t xml:space="preserve">те безжични технологии в света. </w:t>
-      </w:r>
-      <w:r>
-        <w:rPr>
-          <w:lang w:eastAsia="bg-BG"/>
-        </w:rPr>
-        <w:t>Bluetooth работи в свободния ISM честотен диапазон около 2.4 GHz, който е достъпен за индустриални, научни и медицински приложения без необходимост от лицензиране. За да намали влиянието на смущения от други устройства, използващи същия диапазон (например Wi-Fi мрежи), технологията използва метод на честотно прескачане (Frequency Hopping Spread Spectrum – FHSS). При този метод сигналът автоматично сменя честотата си многократно в секунда по предварително определен алгоритъм, което повишава устойчивостта на връзката и намалява вероятността от загуба на данни.</w:t>
+        <w:t>се превръща в една от най-разпространените безжични технологии в света. Bluetooth работи в свободния ISM честотен диапазон около 2.4 GHz, който е достъпен за индустриални, научни и медицински приложения без необходимост от лицензиране. За да намали влиянието на смущения от други устройства, използващи същия диапазон (например Wi-Fi мрежи), технологията използва метод на честотно прескачане (Frequency Hopping Spread Spectrum – FHSS). При този метод сигналът автоматично сменя честотата си многократно в секунда по предварително определен алгоритъм, което повишава устойчивостта на връзката и намалява вероятността от загуба на данни. Комуникацията между Bluetooth устройства се осъществява чрез създаване на малка мрежа, наречена пиконет (piconet). В рамките на тази мрежа едно устройство изпълнява ролята на главно (master), а останалите устройства са подчинени (slave). Главното устройство управлява синхронизацията и координацията на обмена на данни. Възможно е също така няколко пиконета да бъдат свързани в по-сложна структура, известна като скатернет (scatternet). С развитието на технологията са въведени различни версии на Bluetooth, които предлагат подобрена скорост на предаване на данни, по-голям обхват и по-ниска енергийна консумация. Класическият Bluetooth (Bluetooth Classic) се използва основно за аудио приложения и пренос на по-големи обеми данни, като например безжични слушалки и високоговорители. От своя страна Bluetooth Low Energy (BLE), въведен с версия 4.0, е оптимизиран за устройства с ниска консумация на енергия и периодичен обмен на малки количества данни. Това го прави особено подходящ за IoT устройства, сензорни системи и носима електроника. Обхватът на Bluetooth връзката зависи от класа на устройството и мощността на предавателя. Най-често срещаните устройства имат обхват до около 10 метра, докато по-мощните версии могат да достигнат до 100 метра при оптимални условия. Реалният обхват обаче зависи от физически препятствия, електромагнитни смущения и характеристиките на околната среда.Bluetooth технологията включва механизми за сигурност като удостоверяване на устройствата, криптиране на предаваните данни и процедури за сдвояване (pairing). Тези механизми гарантират, че комуникацията се осъществява само между оторизирани устройства и че информацията остава защитена от неоторизиран достъ</w:t>
+      </w:r>
+    </w:p>
+    <w:p>
+      <w:pPr>
+        <w:ind w:firstLine="0"/>
+        <w:rPr>
+          <w:lang w:eastAsia="bg-BG"/>
+        </w:rPr>
+      </w:pPr>
+    </w:p>
+    <w:p>
+      <w:pPr>
+        <w:ind w:firstLine="0"/>
+        <w:rPr>
+          <w:lang w:eastAsia="bg-BG"/>
+        </w:rPr>
+      </w:pPr>
+      <w:r>
+        <w:rPr>
+          <w:lang w:eastAsia="bg-BG"/>
+        </w:rPr>
+        <w:t>* Bluetooth Classic vs Bluetooth Low Energy (BLE)</w:t>
       </w:r>
       <w:r>
         <w:rPr>
@@ -1134,36 +1153,6 @@
         </w:rPr>
         <w:t xml:space="preserve"> </w:t>
       </w:r>
-      <w:r>
-        <w:rPr>
-          <w:lang w:eastAsia="bg-BG"/>
-        </w:rPr>
-        <w:t>Комуникацията между Bluetooth устройства се осъществява чрез създаване на малка мрежа, наречена пиконет (piconet). В рамките на тази мрежа едно устройство изпълнява ролята на главно (master), а останалите устройства са подчинени (slave). Главното устройство управлява синхронизацията и координацията на обмена на данни. Възможно е също така няколко пиконета да бъдат свързани в по-сложна структура, известна като скатернет (scatternet).</w:t>
-      </w:r>
-      <w:r>
-        <w:rPr>
-          <w:lang w:eastAsia="bg-BG"/>
-        </w:rPr>
-        <w:t xml:space="preserve"> </w:t>
-      </w:r>
-      <w:r>
-        <w:rPr>
-          <w:lang w:eastAsia="bg-BG"/>
-        </w:rPr>
-        <w:t>С развитието на технологията са въведени различни версии на Bluetooth, които предлагат подобрена скорост на предаване на данни, по-голям обхват и по-ниска енергийна консумация. Класическият Bluetooth (Bluetooth Classic) се използва основно за аудио приложения и пренос на по-големи обеми данни, като например безжични слушалки и високоговорители. От своя страна Bluetooth Low Energy (BLE), въведен с версия 4.0, е оптимизиран за устройства с ниска консумация на енергия и периодичен обмен на малки количества данни. Това го прави особено подходящ за IoT устройства, сензорни системи и носима електроника.</w:t>
-      </w:r>
-      <w:r>
-        <w:rPr>
-          <w:lang w:eastAsia="bg-BG"/>
-        </w:rPr>
-        <w:t xml:space="preserve"> </w:t>
-      </w:r>
-      <w:r>
-        <w:rPr>
-          <w:lang w:eastAsia="bg-BG"/>
-        </w:rPr>
-        <w:t>Обхватът на Bluetooth връзката зависи от класа на устройството и мощността на предавателя. Най-често срещаните устройства имат обхват до около 10 метра, докато по-мощните версии могат да достигнат до 100 метра при оптимални условия. Реалният обхват обаче зависи от физически препятствия, електромагнитни смущения и характеристиките на околната среда.Bluetooth технологията включва механизми за сигурност като удостоверяване на устройствата, криптиране на предаваните данни и процедури за сдвояване (pairing). Тези механизми гарантират, че комуникацията се осъществява само между оторизирани устройства и че информацията остава защитена от неоторизиран достъ</w:t>
-      </w:r>
     </w:p>
     <w:p>
       <w:pPr>
@@ -1172,6 +1161,37 @@
           <w:lang w:eastAsia="bg-BG"/>
         </w:rPr>
       </w:pPr>
+      <w:r>
+        <w:rPr>
+          <w:lang w:eastAsia="bg-BG"/>
+        </w:rPr>
+        <w:lastRenderedPageBreak/>
+        <w:t xml:space="preserve">Bluetooth технологията се разделя на две основни направления – Bluetooth Classic и Bluetooth Low Energy (BLE). Въпреки че и двете работят в един и същ честотен диапазон от 2.4 GHz и са част от общата Bluetooth спецификация, те са разработени с различна цел и са оптимизирани за различни типове приложения. Основните различия между тях се отнасят до енергийната консумация, скоростта на предаване на данни и модела на комуникация. Bluetooth Classic представлява първоначалната форма на технологията и е създаден с идеята да осигури стабилна и непрекъсната безжична връзка между устройства. Той е предназначен за приложения, при които се изисква постоянен обмен на по-големи обеми от данни. Типични примери за използването му са безжичните слушалки, аудио системите, преносът на файлове между устройства, компютърната периферия като клавиатури и мишки, както и hands-free системите в автомобилите. Bluetooth Classic поддържа сравнително висока скорост на трансфер, достигаща няколко мегабита в секунда при по-новите версии. Тази характеристика го прави подходящ за мултимедийни приложения и аудио стрийминг. Недостатъкът му обаче е по-високата консумация на енергия, тъй като поддържа постоянна връзка между устройствата. Поради това той не е най-доброто решение за устройства, които трябва да работят </w:t>
+      </w:r>
+      <w:r>
+        <w:rPr>
+          <w:lang w:eastAsia="bg-BG"/>
+        </w:rPr>
+        <w:t xml:space="preserve">продължително време на батерия. </w:t>
+      </w:r>
+      <w:r>
+        <w:rPr>
+          <w:lang w:eastAsia="bg-BG"/>
+        </w:rPr>
+        <w:t>От друга страна, Bluetooth Low Energy (BLE), въведен с версия 4.0 на стандарта, е проектиран с основен акцент върху енергийната ефективност. Неговата архитектура позволява значително намаляване на консумацията на енергия чрез краткотрайни комуникационни сесии и предаване на малки пакети данни. Вместо да поддържа непрекъсната връзка, BLE активира комуникацията само когато е необходимо. Това позволява на устройствата да работят месеци или дори години с една батерия. Поради тази причина BLE намира широко приложение в IoT устройства, сензорни мрежи, фитнес тракери, смарт часовници, медицински измервателн</w:t>
+      </w:r>
+      <w:r>
+        <w:rPr>
+          <w:lang w:eastAsia="bg-BG"/>
+        </w:rPr>
+        <w:t xml:space="preserve">и уреди и умни домашни системи. </w:t>
+      </w:r>
+      <w:r>
+        <w:rPr>
+          <w:lang w:eastAsia="bg-BG"/>
+        </w:rPr>
+        <w:t>Комуникационният модел при BLE също се различава от този при Bluetooth Classic. Той използва архитектура, базирана на услуги и характеристики, реализирана чрез Generic Attribute Profile (GATT). Този модел позволява гъвкаво структуриране на данните и лесна интеграция във вградени системи. Освен това установяването на връзка при BLE е по-бързо и изисква по-малко ресурси, което допълнително допринася за неговата енергийна ефективност.</w:t>
+      </w:r>
     </w:p>
     <w:p>
       <w:pPr>
@@ -1180,18 +1200,6 @@
           <w:lang w:eastAsia="bg-BG"/>
         </w:rPr>
       </w:pPr>
-      <w:r>
-        <w:rPr>
-          <w:lang w:eastAsia="bg-BG"/>
-        </w:rPr>
-        <w:t>* Bluetooth Classic vs Bluetooth Low Energy (BLE)</w:t>
-      </w:r>
-      <w:r>
-        <w:rPr>
-          <w:lang w:eastAsia="bg-BG"/>
-        </w:rPr>
-        <w:t xml:space="preserve"> </w:t>
-      </w:r>
     </w:p>
     <w:p>
       <w:pPr>
@@ -1204,44 +1212,7 @@
         <w:rPr>
           <w:lang w:eastAsia="bg-BG"/>
         </w:rPr>
-        <w:lastRenderedPageBreak/>
-        <w:t>Bluetooth технологията се разделя на две основни направления – Bluetooth Classic и Bluetooth Low Energy (BLE). Въпреки че и двете работят в един и същ честотен диапазон от 2.4 GHz и са част от общата Bluetooth спецификация, те са разработени с различна цел и са оптимизирани за различни типове приложения. Основните различия между тях се отнасят до енергийната консумация, скоростта на предаване на</w:t>
-      </w:r>
-      <w:r>
-        <w:rPr>
-          <w:lang w:eastAsia="bg-BG"/>
-        </w:rPr>
-        <w:t xml:space="preserve"> данни и модела на комуникация. </w:t>
-      </w:r>
-      <w:r>
-        <w:rPr>
-          <w:lang w:eastAsia="bg-BG"/>
-        </w:rPr>
-        <w:t xml:space="preserve">Bluetooth Classic представлява първоначалната форма на технологията и е създаден с идеята да осигури стабилна и непрекъсната безжична връзка между устройства. Той е предназначен за приложения, при които се изисква постоянен обмен на по-големи обеми от данни. Типични примери за използването му са безжичните слушалки, аудио системите, преносът на файлове между устройства, компютърната периферия като клавиатури и мишки, както и hands-free системите в автомобилите. Bluetooth Classic поддържа сравнително висока скорост на трансфер, достигаща няколко мегабита в секунда при по-новите версии. Тази характеристика го прави подходящ за мултимедийни приложения и аудио стрийминг. Недостатъкът му обаче е по-високата консумация на енергия, тъй като поддържа постоянна връзка между устройствата. Поради това той не е най-доброто решение за устройства, които трябва да работят </w:t>
-      </w:r>
-      <w:r>
-        <w:rPr>
-          <w:lang w:eastAsia="bg-BG"/>
-        </w:rPr>
-        <w:t xml:space="preserve">продължително време на батерия. </w:t>
-      </w:r>
-      <w:r>
-        <w:rPr>
-          <w:lang w:eastAsia="bg-BG"/>
-        </w:rPr>
-        <w:t>От друга страна, Bluetooth Low Energy (BLE), въведен с версия 4.0 на стандарта, е проектиран с основен акцент върху енергийната ефективност. Неговата архитектура позволява значително намаляване на консумацията на енергия чрез краткотрайни комуникационни сесии и предаване на малки пакети данни. Вместо да поддържа непрекъсната връзка, BLE активира комуникацията само когато е необходимо. Това позволява на устройствата да работят месеци или дори години с една батерия. Поради тази причина BLE намира широко приложение в IoT устройства, сензорни мрежи, фитнес тракери, смарт часовници, медицински измервателн</w:t>
-      </w:r>
-      <w:r>
-        <w:rPr>
-          <w:lang w:eastAsia="bg-BG"/>
-        </w:rPr>
-        <w:t xml:space="preserve">и уреди и умни домашни системи. </w:t>
-      </w:r>
-      <w:r>
-        <w:rPr>
-          <w:lang w:eastAsia="bg-BG"/>
-        </w:rPr>
-        <w:t>Комуникационният модел при BLE също се различава от този при Bluetooth Classic. Той използва архитектура, базирана на услуги и характеристики, реализирана чрез Generic Attribute Profile (GATT). Този модел позволява гъвкаво структуриране на данните и лесна интеграция във вградени системи. Освен това установяването на връзка при BLE е по-бързо и изисква по-малко ресурси, което допълнително допринася за неговата енергийна ефективност.</w:t>
+        <w:t>* Обхват и честотен диапазон</w:t>
       </w:r>
     </w:p>
     <w:p>
@@ -1259,12 +1230,6 @@
           <w:lang w:eastAsia="bg-BG"/>
         </w:rPr>
       </w:pPr>
-      <w:r>
-        <w:rPr>
-          <w:lang w:eastAsia="bg-BG"/>
-        </w:rPr>
-        <w:t>* Обхват и честотен диапазон</w:t>
-      </w:r>
     </w:p>
     <w:p>
       <w:pPr>
@@ -1281,75 +1246,11 @@
           <w:lang w:eastAsia="bg-BG"/>
         </w:rPr>
       </w:pPr>
-    </w:p>
-    <w:p>
-      <w:pPr>
-        <w:ind w:firstLine="0"/>
-        <w:rPr>
-          <w:lang w:eastAsia="bg-BG"/>
-        </w:rPr>
-      </w:pPr>
-    </w:p>
-    <w:p>
-      <w:pPr>
-        <w:ind w:firstLine="0"/>
-        <w:rPr>
-          <w:lang w:eastAsia="bg-BG"/>
-        </w:rPr>
-      </w:pPr>
-      <w:r>
-        <w:rPr>
-          <w:lang w:eastAsia="bg-BG"/>
-        </w:rPr>
-        <w:t>Bluetooth технологията работи в нелицензирания индустриален, научен и медицински (ISM) честотен диапазон около 2.4 GHz, по-конкретно в обхвата от приблизително 2.402 GHz до 2.480 GHz. Този честотен диапазон е свободен за използване в повечето държави по света, което позволява глобалното приложение на технологията без необходимост от специални разрешителни или лицензиране. Работата в този диапазон обаче означава, че Bluetooth споделя честотната лента с други безжични технологии, като Wi-Fi, ZigBee и различни индустриални устройства, което м</w:t>
-      </w:r>
-      <w:r>
-        <w:rPr>
-          <w:lang w:eastAsia="bg-BG"/>
-        </w:rPr>
-        <w:t xml:space="preserve">оже да доведе до интерференция. </w:t>
-      </w:r>
-      <w:r>
-        <w:rPr>
-          <w:lang w:eastAsia="bg-BG"/>
-        </w:rPr>
-        <w:t>За да се намали влиянието на смущенията и да се повиши надеждността на връзката, Bluetooth използва метод на честотно прескачане (Frequency Hopping Spread Spectrum – FHSS). При този метод предаването на данни се извършва чрез бързо превключване между множество честотни канали в рамките на 2.4 GHz диапазона. Това осигурява по-стабилна комуникация и намалява вероятността от загуба на</w:t>
-      </w:r>
-      <w:r>
-        <w:rPr>
-          <w:lang w:eastAsia="bg-BG"/>
-        </w:rPr>
-        <w:t xml:space="preserve"> данни при наличие на смущения. </w:t>
-      </w:r>
-      <w:r>
-        <w:rPr>
-          <w:lang w:eastAsia="bg-BG"/>
-        </w:rPr>
-        <w:t>Що се отнася до обхвата, той зависи основно от класа на устройството и излъчваната мощност. Bluetooth устройствата традиционно се разделят на три класа. Устройства от клас 3 имат малък обхват – приблизително до 1 метър и се използват рядко. Най-разпространени са устройствата от клас 2, които имат обхват около 10 метра и се използват в мобилни телефони, слушалки и периферни устройства. Устройства от клас 1 предлагат значително по-голям обхват – до 100 метра при оптимални условия и намират приложение в индустриални и професионални системи</w:t>
-      </w:r>
-      <w:r>
-        <w:rPr>
-          <w:lang w:eastAsia="bg-BG"/>
-        </w:rPr>
-        <w:t xml:space="preserve">. </w:t>
-      </w:r>
-      <w:r>
-        <w:rPr>
-          <w:lang w:eastAsia="bg-BG"/>
-        </w:rPr>
-        <w:t>Реалният обхват на Bluetooth връзката обаче зависи от редица фактори, включително физически препятствия (стени, мебели, метални конструкции), електромагнитни смущения, околната среда и чувствителността на приемника. В закрити помещения обхватът обикновено е по-малък в сравнение с открити пространства.</w:t>
-      </w:r>
-      <w:r>
-        <w:rPr>
-          <w:lang w:eastAsia="bg-BG"/>
-        </w:rPr>
-        <w:t xml:space="preserve"> </w:t>
-      </w:r>
-      <w:r>
-        <w:rPr>
-          <w:lang w:eastAsia="bg-BG"/>
-        </w:rPr>
-        <w:t>С развитието на Bluetooth Low Energy (BLE) и по-новите версии на стандарта се въвеждат подобрения, които позволяват увеличаване на обхвата чрез оптимизация на модулацията и намаляване на скоростта на предаване. Това е особено важно за IoT приложения, при които стабилната връзка на по-големи разстояния е от съществено значение.</w:t>
+      <w:r>
+        <w:rPr>
+          <w:lang w:eastAsia="bg-BG"/>
+        </w:rPr>
+        <w:t>Bluetooth технологията работи в нелицензирания индустриален, научен и медицински (ISM) честотен диапазон около 2.4 GHz, по-конкретно в обхвата от приблизително 2.402 GHz до 2.480 GHz. Този честотен диапазон е свободен за използване в повечето държави по света, което позволява глобалното приложение на технологията без необходимост от специални разрешителни или лицензиране. Работата в този диапазон обаче означава, че Bluetooth споделя честотната лента с други безжични технологии, като Wi-Fi, ZigBee и различни индустриални устройства, което може да доведе до интерференция. За да се намали влиянието на смущенията и да се повиши надеждността на връзката, Bluetooth използва метод на честотно прескачане (Frequency Hopping Spread Spectrum – FHSS). При този метод предаването на данни се извършва чрез бързо превключване между множество честотни канали в рамките на 2.4 GHz диапазона. Това осигурява по-стабилна комуникация и намалява вероятността от загуба на данни при наличие на смущения. Що се отнася до обхвата, той зависи основно от класа на устройството и излъчваната мощност. Bluetooth устройствата традиционно се разделят на три класа. Устройства от клас 3 имат малък обхват – приблизително до 1 метър и се използват рядко. Най-разпространени са устройствата от клас 2, които имат обхват около 10 метра и се използват в мобилни телефони, слушалки и периферни устройства. Устройства от клас 1 предлагат значително по-голям обхват – до 100 метра при оптимални условия и намират приложение в индустриални и професионални системи. Реалният обхват на Bluetooth връзката обаче зависи от редица фактори, включително физически препятствия (стени, мебели, метални конструкции), електромагнитни смущения, околната среда и чувствителността на приемника. В закрити помещения обхватът обикновено е по-малък в сравнение с открити пространства. С развитието на Bluetooth Low Energy (BLE) и по-новите версии на стандарта се въвеждат подобрения, които позволяват увеличаване на обхвата чрез оптимизация на модулацията и намаляване на скоростта на предаване. Това е особено важно за IoT приложения, при които стабилната връзка на по-големи разстояния е от съществено значение.</w:t>
       </w:r>
       <w:r>
         <w:t xml:space="preserve"> Bluetooth технологията работи в нелицензирания индустриален, научен и медицински (ISM) честотен диапазон около </w:t>
@@ -1402,39 +1303,7 @@
         </w:numPr>
       </w:pPr>
       <w:r>
-        <w:t>Вградените (embedded) системи представляват специализирани изчислителни системи, интегрирани в по-големи технически устройства с цел изпълнение на конкретна функция или строго определен набор от задачи. Тяхната основна характеристика е тясната им насоченост към конкретно приложение, което им осигурява редица съществени предимства в сравнение с универсалните компютърни системи.</w:t>
-      </w:r>
-      <w:r>
-        <w:t xml:space="preserve"> </w:t>
-      </w:r>
-      <w:r>
-        <w:t>Едно от основните предимства на embedded системите е тяхната висока ефективност. Тъй като са проектирани за конкретна задача, както хардуерът, така и софтуерът са оптимизирани спрямо изискванията на приложението. Това позволява минимално използване на ресурси и постигане на максимална производителност при ниска изчислителна мощност.</w:t>
-      </w:r>
-      <w:r>
-        <w:t xml:space="preserve"> </w:t>
-      </w:r>
-      <w:r>
-        <w:t>Друго важно предимство е ниската консумация на енергия. Много вградени системи работят с батерийно захранване или в среди, където енергийната ефективност е критична. Благодарение на използването на микроконтролери, енергоспестяващи режими и оптимизиран софтуер, тези системи могат да функционират продължително време с минимален разход на енергия. Това ги прави особено подходящи за IoT устройства, сензорни мрежи и носима електроника.</w:t>
-      </w:r>
-      <w:r>
-        <w:t xml:space="preserve"> </w:t>
-      </w:r>
-      <w:r>
-        <w:t>Високата надеждност също е ключово предимство. Поради ограничената функционалност и специализираната архитектура, вероятността от софтуерни грешки и сривове е по-малка. Освен това много embedded системи са проектирани да работят в реално време и в тежки експлоатационни условия, като високи температури, вибрации или електромагнитни смущения. Това ги прави незаменими в автомобилната индустрия, индустриалната автоматизация и медицинската техника.</w:t>
-      </w:r>
-      <w:r>
-        <w:t xml:space="preserve"> </w:t>
-      </w:r>
-      <w:r>
-        <w:t>Способността за работа в реално време (real-time operation) е още едно съществено предимство. При тези системи времето за реакция е предсказуемо и строго определено, което е от критично значение при приложения, свързани със сигурността и управлението на процеси. Използването на реално-времеви операционни системи (RTOS) гарантира навременно изпълнение на задачите.Компактността и възможността за висока степен на интеграция също са важни характеристики. Съвременните технологии позволяват реализация на цялата система върху един чип (System on Chip – SoC), което намалява размерите и теглото на устройствата. Това улеснява внедряването им в разнообразни продукти – от домакинска техник</w:t>
-      </w:r>
-      <w:r>
-        <w:t xml:space="preserve">а до сложни индустриални машини. </w:t>
-      </w:r>
-      <w:bookmarkStart w:id="4" w:name="_GoBack"/>
-      <w:bookmarkEnd w:id="4"/>
-      <w:r>
-        <w:t xml:space="preserve">Икономическата ефективност е друг съществен фактор. След първоначалната разработка, производството на embedded </w:t>
+        <w:t xml:space="preserve">Вградените (embedded) системи представляват специализирани изчислителни системи, интегрирани в по-големи технически устройства с цел изпълнение на конкретна функция или строго определен набор от задачи. Тяхната основна характеристика е тясната им насоченост към конкретно приложение, което им осигурява редица съществени предимства в сравнение с универсалните компютърни системи. Едно от основните предимства на embedded системите е тяхната висока ефективност. Тъй като са проектирани за конкретна задача, както хардуерът, така и софтуерът са оптимизирани спрямо изискванията на приложението. Това позволява минимално използване на ресурси и постигане на максимална производителност при ниска изчислителна мощност. Друго важно предимство е ниската консумация на енергия. Много вградени системи работят с батерийно захранване или в среди, където енергийната ефективност е критична. Благодарение на използването на микроконтролери, енергоспестяващи режими и оптимизиран софтуер, тези системи могат да функционират продължително време с минимален разход на енергия. Това ги прави особено подходящи за IoT устройства, сензорни мрежи и носима електроника. Високата надеждност също е ключово предимство. Поради ограничената функционалност и специализираната архитектура, вероятността от софтуерни грешки и сривове е по-малка. Освен това много embedded системи са проектирани да работят в реално време и в тежки експлоатационни условия, като високи температури, вибрации или електромагнитни смущения. Това ги прави незаменими в автомобилната индустрия, индустриалната автоматизация и медицинската техника. Способността за работа в реално време (real-time operation) е още едно съществено предимство. При тези системи времето за реакция е предсказуемо и строго определено, което е от критично значение при приложения, свързани със сигурността и управлението на процеси. Използването на реално-времеви операционни системи (RTOS) гарантира навременно изпълнение на задачите.Компактността и възможността за висока степен на интеграция също са важни характеристики. Съвременните технологии позволяват реализация на цялата система върху един чип (System on Chip – SoC), което намалява размерите и теглото на устройствата. Това улеснява внедряването им в разнообразни продукти – от домакинска техника до сложни индустриални машини. Икономическата ефективност е друг съществен фактор. След първоначалната разработка, производството на embedded </w:t>
       </w:r>
       <w:r>
         <w:lastRenderedPageBreak/>
@@ -1878,7 +1747,7 @@
           <w:rPr>
             <w:noProof/>
           </w:rPr>
-          <w:t>18</w:t>
+          <w:t>3</w:t>
         </w:r>
         <w:r>
           <w:rPr>
@@ -5321,7 +5190,7 @@
 </file>
 
 <file path=customXml/itemProps1.xml><?xml version="1.0" encoding="utf-8"?>
-<ds:datastoreItem xmlns:ds="http://schemas.openxmlformats.org/officeDocument/2006/customXml" ds:itemID="{8D568545-1AF2-4078-8773-9CD354F446B1}">
+<ds:datastoreItem xmlns:ds="http://schemas.openxmlformats.org/officeDocument/2006/customXml" ds:itemID="{6A146E97-1211-4A6F-AE5D-2F39E228FC00}">
   <ds:schemaRefs>
     <ds:schemaRef ds:uri="http://schemas.openxmlformats.org/officeDocument/2006/bibliography"/>
   </ds:schemaRefs>
